--- a/Средношколски Глас - Project Progress.docx
+++ b/Средношколски Глас - Project Progress.docx
@@ -1,6 +1,6 @@
 
 <file path=word/document.xml><?xml version="1.0" encoding="utf-8"?>
-<w:document xmlns:wpc="http://schemas.microsoft.com/office/word/2010/wordprocessingCanvas" xmlns:cx="http://schemas.microsoft.com/office/drawing/2014/chartex" xmlns:cx1="http://schemas.microsoft.com/office/drawing/2015/9/8/chartex" xmlns:cx2="http://schemas.microsoft.com/office/drawing/2015/10/21/chartex" xmlns:cx3="http://schemas.microsoft.com/office/drawing/2016/5/9/chartex" xmlns:cx4="http://schemas.microsoft.com/office/drawing/2016/5/10/chartex" xmlns:cx5="http://schemas.microsoft.com/office/drawing/2016/5/11/chartex" xmlns:cx6="http://schemas.microsoft.com/office/drawing/2016/5/12/chartex" xmlns:cx7="http://schemas.microsoft.com/office/drawing/2016/5/13/chartex" xmlns:cx8="http://schemas.microsoft.com/office/drawing/2016/5/14/chartex" xmlns:mc="http://schemas.openxmlformats.org/markup-compatibility/2006" xmlns:aink="http://schemas.microsoft.com/office/drawing/2016/ink" xmlns:am3d="http://schemas.microsoft.com/office/drawing/2017/model3d" xmlns:o="urn:schemas-microsoft-com:office:office" xmlns:oel="http://schemas.microsoft.com/office/2019/extlst" xmlns:r="http://schemas.openxmlformats.org/officeDocument/2006/relationships" xmlns:m="http://schemas.openxmlformats.org/officeDocument/2006/math" xmlns:v="urn:schemas-microsoft-com:vml" xmlns:wp14="http://schemas.microsoft.com/office/word/2010/wordprocessingDrawing" xmlns:wp="http://schemas.openxmlformats.org/drawingml/2006/wordprocessingDrawing" xmlns:w10="urn:schemas-microsoft-com:office:word" xmlns:w="http://schemas.openxmlformats.org/wordprocessingml/2006/main" xmlns:w14="http://schemas.microsoft.com/office/word/2010/wordml" xmlns:w15="http://schemas.microsoft.com/office/word/2012/wordml" xmlns:w16cex="http://schemas.microsoft.com/office/word/2018/wordml/cex" xmlns:w16cid="http://schemas.microsoft.com/office/word/2016/wordml/cid" xmlns:w16="http://schemas.microsoft.com/office/word/2018/wordml" xmlns:w16du="http://schemas.microsoft.com/office/word/2023/wordml/word16du" xmlns:w16sdtdh="http://schemas.microsoft.com/office/word/2020/wordml/sdtdatahash" xmlns:w16sdtfl="http://schemas.microsoft.com/office/word/2024/wordml/sdtformatlock" xmlns:w16se="http://schemas.microsoft.com/office/word/2015/wordml/symex" xmlns:wpg="http://schemas.microsoft.com/office/word/2010/wordprocessingGroup" xmlns:wpi="http://schemas.microsoft.com/office/word/2010/wordprocessingInk" xmlns:wne="http://schemas.microsoft.com/office/word/2006/wordml" xmlns:wps="http://schemas.microsoft.com/office/word/2010/wordprocessingShape" mc:Ignorable="w14 w15 w16se w16cid w16 w16cex w16sdtdh w16sdtfl w16du wp14">
+<w:document xmlns:wpc="http://schemas.microsoft.com/office/word/2010/wordprocessingCanvas" xmlns:cx="http://schemas.microsoft.com/office/drawing/2014/chartex" xmlns:cx1="http://schemas.microsoft.com/office/drawing/2015/9/8/chartex" xmlns:cx2="http://schemas.microsoft.com/office/drawing/2015/10/21/chartex" xmlns:cx3="http://schemas.microsoft.com/office/drawing/2016/5/9/chartex" xmlns:cx4="http://schemas.microsoft.com/office/drawing/2016/5/10/chartex" xmlns:cx5="http://schemas.microsoft.com/office/drawing/2016/5/11/chartex" xmlns:cx6="http://schemas.microsoft.com/office/drawing/2016/5/12/chartex" xmlns:cx7="http://schemas.microsoft.com/office/drawing/2016/5/13/chartex" xmlns:cx8="http://schemas.microsoft.com/office/drawing/2016/5/14/chartex" xmlns:mc="http://schemas.openxmlformats.org/markup-compatibility/2006" xmlns:aink="http://schemas.microsoft.com/office/drawing/2016/ink" xmlns:am3d="http://schemas.microsoft.com/office/drawing/2017/model3d" xmlns:o="urn:schemas-microsoft-com:office:office" xmlns:oel="http://schemas.microsoft.com/office/2019/extlst" xmlns:r="http://schemas.openxmlformats.org/officeDocument/2006/relationships" xmlns:m="http://schemas.openxmlformats.org/officeDocument/2006/math" xmlns:v="urn:schemas-microsoft-com:vml" xmlns:wp14="http://schemas.microsoft.com/office/word/2010/wordprocessingDrawing" xmlns:wp="http://schemas.openxmlformats.org/drawingml/2006/wordprocessingDrawing" xmlns:w10="urn:schemas-microsoft-com:office:word" xmlns:w="http://schemas.openxmlformats.org/wordprocessingml/2006/main" xmlns:w14="http://schemas.microsoft.com/office/word/2010/wordml" xmlns:w15="http://schemas.microsoft.com/office/word/2012/wordml" xmlns:w16cei="http://schemas.microsoft.com/office/word/2026/wordml/cei" xmlns:w16cex="http://schemas.microsoft.com/office/word/2018/wordml/cex" xmlns:w16cid="http://schemas.microsoft.com/office/word/2016/wordml/cid" xmlns:w16="http://schemas.microsoft.com/office/word/2018/wordml" xmlns:w16du="http://schemas.microsoft.com/office/word/2023/wordml/word16du" xmlns:w16sdtdh="http://schemas.microsoft.com/office/word/2020/wordml/sdtdatahash" xmlns:w16sdtfl="http://schemas.microsoft.com/office/word/2024/wordml/sdtformatlock" xmlns:w16se="http://schemas.microsoft.com/office/word/2015/wordml/symex" xmlns:wpg="http://schemas.microsoft.com/office/word/2010/wordprocessingGroup" xmlns:wpi="http://schemas.microsoft.com/office/word/2010/wordprocessingInk" xmlns:wne="http://schemas.microsoft.com/office/word/2006/wordml" xmlns:wps="http://schemas.microsoft.com/office/word/2010/wordprocessingShape" mc:Ignorable="w14 w15 w16se w16cid w16 w16cex w16sdtdh w16sdtfl w16du wp14">
   <w:body>
     <w:p>
       <w:pPr>
@@ -48,201 +48,201 @@
     <w:p>
       <w:pPr>
         <w:rPr>
-          <w:sz w:val="28"/>
-          <w:szCs w:val="28"/>
-          <w:lang w:val="mk-MK"/>
-        </w:rPr>
-      </w:pPr>
-      <w:r>
-        <w:rPr>
-          <w:sz w:val="28"/>
-          <w:szCs w:val="28"/>
-        </w:rPr>
-        <w:t>Week 1</w:t>
-      </w:r>
-    </w:p>
-    <w:p>
-      <w:pPr>
-        <w:rPr>
-          <w:sz w:val="28"/>
-          <w:szCs w:val="28"/>
-          <w:lang w:val="mk-MK"/>
-        </w:rPr>
-      </w:pPr>
-      <w:r>
-        <w:rPr>
-          <w:sz w:val="28"/>
-          <w:szCs w:val="28"/>
-          <w:lang w:val="mk-MK"/>
-        </w:rPr>
-        <w:t>Изработено</w:t>
-      </w:r>
-    </w:p>
-    <w:p>
-      <w:pPr>
-        <w:pStyle w:val="ListParagraph"/>
-        <w:numPr>
-          <w:ilvl w:val="0"/>
-          <w:numId w:val="1"/>
-        </w:numPr>
-        <w:rPr>
-          <w:lang w:val="mk-MK"/>
-        </w:rPr>
-      </w:pPr>
-      <w:r>
-        <w:rPr>
-          <w:lang w:val="mk-MK"/>
-        </w:rPr>
-        <w:t>Запознавање со тимот</w:t>
-      </w:r>
-    </w:p>
-    <w:p>
-      <w:pPr>
-        <w:pStyle w:val="ListParagraph"/>
-        <w:numPr>
-          <w:ilvl w:val="0"/>
-          <w:numId w:val="1"/>
-        </w:numPr>
-        <w:rPr>
-          <w:lang w:val="mk-MK"/>
-        </w:rPr>
-      </w:pPr>
-      <w:r>
-        <w:rPr>
-          <w:lang w:val="mk-MK"/>
-        </w:rPr>
-        <w:t>Организација на улоги во тимот</w:t>
-      </w:r>
-    </w:p>
-    <w:p>
-      <w:pPr>
-        <w:pStyle w:val="ListParagraph"/>
-        <w:numPr>
-          <w:ilvl w:val="0"/>
-          <w:numId w:val="1"/>
-        </w:numPr>
-        <w:rPr>
-          <w:lang w:val="mk-MK"/>
-        </w:rPr>
-      </w:pPr>
-      <w:r>
-        <w:rPr>
-          <w:lang w:val="mk-MK"/>
-        </w:rPr>
-        <w:t>Поставување на темели на проектот и старт на проектот</w:t>
-      </w:r>
-    </w:p>
-    <w:p>
-      <w:pPr>
-        <w:pStyle w:val="ListParagraph"/>
-        <w:numPr>
-          <w:ilvl w:val="0"/>
-          <w:numId w:val="1"/>
-        </w:numPr>
-      </w:pPr>
-      <w:r>
-        <w:rPr>
-          <w:lang w:val="mk-MK"/>
-        </w:rPr>
-        <w:t xml:space="preserve">Средена логика за регистрирање на проектот преку </w:t>
-      </w:r>
-      <w:r>
-        <w:t xml:space="preserve">Google </w:t>
-      </w:r>
-      <w:r>
-        <w:rPr>
-          <w:lang w:val="mk-MK"/>
-        </w:rPr>
-        <w:t xml:space="preserve">и </w:t>
-      </w:r>
-      <w:r>
-        <w:t>Facebook</w:t>
-      </w:r>
-    </w:p>
-    <w:p>
-      <w:pPr>
-        <w:pStyle w:val="ListParagraph"/>
-        <w:numPr>
-          <w:ilvl w:val="0"/>
-          <w:numId w:val="1"/>
-        </w:numPr>
-        <w:rPr>
-          <w:lang w:val="mk-MK"/>
-        </w:rPr>
-      </w:pPr>
-      <w:r>
-        <w:rPr>
-          <w:lang w:val="mk-MK"/>
-        </w:rPr>
-        <w:t>Тест конекција помеѓу двете апликации</w:t>
-      </w:r>
-    </w:p>
-    <w:p>
-      <w:pPr>
-        <w:pStyle w:val="ListParagraph"/>
-        <w:numPr>
-          <w:ilvl w:val="0"/>
-          <w:numId w:val="1"/>
-        </w:numPr>
-        <w:rPr>
-          <w:lang w:val="mk-MK"/>
-        </w:rPr>
-      </w:pPr>
-      <w:r>
-        <w:rPr>
-          <w:lang w:val="mk-MK"/>
-        </w:rPr>
-        <w:t>Креација на стартен темплејт за датабазата</w:t>
-      </w:r>
-    </w:p>
-    <w:p>
-      <w:pPr>
-        <w:pStyle w:val="ListParagraph"/>
-        <w:numPr>
-          <w:ilvl w:val="0"/>
-          <w:numId w:val="1"/>
-        </w:numPr>
-        <w:rPr>
-          <w:lang w:val="mk-MK"/>
-        </w:rPr>
-      </w:pPr>
-      <w:r>
-        <w:rPr>
-          <w:lang w:val="mk-MK"/>
-        </w:rPr>
-        <w:t xml:space="preserve">Креирано лого и </w:t>
-      </w:r>
-      <w:r>
-        <w:t xml:space="preserve">Home page </w:t>
-      </w:r>
-      <w:r>
-        <w:rPr>
-          <w:lang w:val="mk-MK"/>
-        </w:rPr>
-        <w:t>од страна на дизајн</w:t>
-      </w:r>
-    </w:p>
-    <w:p/>
-    <w:p>
-      <w:pPr>
-        <w:jc w:val="center"/>
-        <w:rPr>
           <w:sz w:val="32"/>
           <w:szCs w:val="32"/>
-        </w:rPr>
-      </w:pPr>
+          <w:lang w:val="mk-MK"/>
+        </w:rPr>
+      </w:pPr>
+      <w:r>
+        <w:rPr>
+          <w:sz w:val="32"/>
+          <w:szCs w:val="32"/>
+        </w:rPr>
+        <w:t>Week 1</w:t>
+      </w:r>
     </w:p>
     <w:p>
       <w:pPr>
         <w:rPr>
           <w:sz w:val="28"/>
           <w:szCs w:val="28"/>
+          <w:lang w:val="mk-MK"/>
         </w:rPr>
       </w:pPr>
       <w:r>
         <w:rPr>
           <w:sz w:val="28"/>
           <w:szCs w:val="28"/>
+          <w:lang w:val="mk-MK"/>
+        </w:rPr>
+        <w:t>Изработено</w:t>
+      </w:r>
+    </w:p>
+    <w:p>
+      <w:pPr>
+        <w:pStyle w:val="ListParagraph"/>
+        <w:numPr>
+          <w:ilvl w:val="0"/>
+          <w:numId w:val="1"/>
+        </w:numPr>
+        <w:rPr>
+          <w:lang w:val="mk-MK"/>
+        </w:rPr>
+      </w:pPr>
+      <w:r>
+        <w:rPr>
+          <w:lang w:val="mk-MK"/>
+        </w:rPr>
+        <w:t>Запознавање со тимот</w:t>
+      </w:r>
+    </w:p>
+    <w:p>
+      <w:pPr>
+        <w:pStyle w:val="ListParagraph"/>
+        <w:numPr>
+          <w:ilvl w:val="0"/>
+          <w:numId w:val="1"/>
+        </w:numPr>
+        <w:rPr>
+          <w:lang w:val="mk-MK"/>
+        </w:rPr>
+      </w:pPr>
+      <w:r>
+        <w:rPr>
+          <w:lang w:val="mk-MK"/>
+        </w:rPr>
+        <w:t>Организација на улоги во тимот</w:t>
+      </w:r>
+    </w:p>
+    <w:p>
+      <w:pPr>
+        <w:pStyle w:val="ListParagraph"/>
+        <w:numPr>
+          <w:ilvl w:val="0"/>
+          <w:numId w:val="1"/>
+        </w:numPr>
+        <w:rPr>
+          <w:lang w:val="mk-MK"/>
+        </w:rPr>
+      </w:pPr>
+      <w:r>
+        <w:rPr>
+          <w:lang w:val="mk-MK"/>
+        </w:rPr>
+        <w:t>Поставување на темели на проектот и старт на проектот</w:t>
+      </w:r>
+    </w:p>
+    <w:p>
+      <w:pPr>
+        <w:pStyle w:val="ListParagraph"/>
+        <w:numPr>
+          <w:ilvl w:val="0"/>
+          <w:numId w:val="1"/>
+        </w:numPr>
+      </w:pPr>
+      <w:r>
+        <w:rPr>
+          <w:lang w:val="mk-MK"/>
+        </w:rPr>
+        <w:t xml:space="preserve">Средена логика за регистрирање на проектот преку </w:t>
+      </w:r>
+      <w:r>
+        <w:t xml:space="preserve">Google </w:t>
+      </w:r>
+      <w:r>
+        <w:rPr>
+          <w:lang w:val="mk-MK"/>
+        </w:rPr>
+        <w:t xml:space="preserve">и </w:t>
+      </w:r>
+      <w:r>
+        <w:t>Facebook</w:t>
+      </w:r>
+    </w:p>
+    <w:p>
+      <w:pPr>
+        <w:pStyle w:val="ListParagraph"/>
+        <w:numPr>
+          <w:ilvl w:val="0"/>
+          <w:numId w:val="1"/>
+        </w:numPr>
+        <w:rPr>
+          <w:lang w:val="mk-MK"/>
+        </w:rPr>
+      </w:pPr>
+      <w:r>
+        <w:rPr>
+          <w:lang w:val="mk-MK"/>
+        </w:rPr>
+        <w:t>Тест конекција помеѓу двете апликации</w:t>
+      </w:r>
+    </w:p>
+    <w:p>
+      <w:pPr>
+        <w:pStyle w:val="ListParagraph"/>
+        <w:numPr>
+          <w:ilvl w:val="0"/>
+          <w:numId w:val="1"/>
+        </w:numPr>
+        <w:rPr>
+          <w:lang w:val="mk-MK"/>
+        </w:rPr>
+      </w:pPr>
+      <w:r>
+        <w:rPr>
+          <w:lang w:val="mk-MK"/>
+        </w:rPr>
+        <w:t>Креација на стартен темплејт за датабазата</w:t>
+      </w:r>
+    </w:p>
+    <w:p>
+      <w:pPr>
+        <w:pStyle w:val="ListParagraph"/>
+        <w:numPr>
+          <w:ilvl w:val="0"/>
+          <w:numId w:val="1"/>
+        </w:numPr>
+        <w:rPr>
+          <w:lang w:val="mk-MK"/>
+        </w:rPr>
+      </w:pPr>
+      <w:r>
+        <w:rPr>
+          <w:lang w:val="mk-MK"/>
+        </w:rPr>
+        <w:t xml:space="preserve">Креирано лого и </w:t>
+      </w:r>
+      <w:r>
+        <w:t xml:space="preserve">Home page </w:t>
+      </w:r>
+      <w:r>
+        <w:rPr>
+          <w:lang w:val="mk-MK"/>
+        </w:rPr>
+        <w:t>од страна на дизајн</w:t>
+      </w:r>
+    </w:p>
+    <w:p/>
+    <w:p>
+      <w:pPr>
+        <w:jc w:val="center"/>
+        <w:rPr>
+          <w:sz w:val="32"/>
+          <w:szCs w:val="32"/>
+        </w:rPr>
+      </w:pPr>
+    </w:p>
+    <w:p>
+      <w:pPr>
+        <w:rPr>
+          <w:sz w:val="32"/>
+          <w:szCs w:val="32"/>
+        </w:rPr>
+      </w:pPr>
+      <w:r>
+        <w:rPr>
+          <w:sz w:val="32"/>
+          <w:szCs w:val="32"/>
         </w:rPr>
         <w:t>Week 2</w:t>
       </w:r>
@@ -790,18 +790,7 @@
         <w:t xml:space="preserve"> (Стефан, Ивана)</w:t>
       </w:r>
     </w:p>
-    <w:p>
-      <w:pPr>
-        <w:pStyle w:val="ListParagraph"/>
-        <w:numPr>
-          <w:ilvl w:val="0"/>
-          <w:numId w:val="3"/>
-        </w:numPr>
-        <w:rPr>
-          <w:lang w:val="mk-MK"/>
-        </w:rPr>
-      </w:pPr>
-    </w:p>
+    <w:p/>
     <w:p>
       <w:pPr>
         <w:rPr>
@@ -1048,7 +1037,6 @@
           <w:numId w:val="3"/>
         </w:numPr>
         <w:rPr>
-          <w:sz w:val="28"/>
           <w:szCs w:val="28"/>
           <w:lang w:val="mk-MK"/>
         </w:rPr>
@@ -1060,6 +1048,450 @@
         </w:rPr>
         <w:lastRenderedPageBreak/>
         <w:t>Полирање: school forums dropdown според Figma, onboarding UI, mock JSON организирани во /MOCK_JSON</w:t>
+      </w:r>
+    </w:p>
+    <w:p>
+      <w:pPr>
+        <w:rPr>
+          <w:szCs w:val="28"/>
+        </w:rPr>
+      </w:pPr>
+    </w:p>
+    <w:p>
+      <w:pPr>
+        <w:rPr>
+          <w:sz w:val="32"/>
+          <w:szCs w:val="32"/>
+          <w:lang w:val="mk-MK" w:bidi="ar-EG"/>
+        </w:rPr>
+      </w:pPr>
+      <w:r>
+        <w:rPr>
+          <w:sz w:val="32"/>
+          <w:szCs w:val="32"/>
+          <w:lang w:val="mk-MK" w:bidi="ar-EG"/>
+        </w:rPr>
+        <w:t>Week 4</w:t>
+      </w:r>
+    </w:p>
+    <w:p>
+      <w:pPr>
+        <w:rPr>
+          <w:sz w:val="28"/>
+          <w:szCs w:val="28"/>
+          <w:lang w:val="mk-MK"/>
+        </w:rPr>
+      </w:pPr>
+      <w:r>
+        <w:rPr>
+          <w:sz w:val="28"/>
+          <w:szCs w:val="28"/>
+          <w:lang w:val="mk-MK"/>
+        </w:rPr>
+        <w:t>Изработено</w:t>
+      </w:r>
+    </w:p>
+    <w:p>
+      <w:pPr>
+        <w:pStyle w:val="ListParagraph"/>
+        <w:numPr>
+          <w:ilvl w:val="0"/>
+          <w:numId w:val="4"/>
+        </w:numPr>
+        <w:rPr>
+          <w:lang w:val="mk-MK"/>
+        </w:rPr>
+      </w:pPr>
+      <w:r>
+        <w:rPr>
+          <w:lang w:val="mk-MK"/>
+        </w:rPr>
+        <w:t>Додадено upvote за дискусии и коментари</w:t>
+      </w:r>
+    </w:p>
+    <w:p>
+      <w:pPr>
+        <w:pStyle w:val="ListParagraph"/>
+        <w:numPr>
+          <w:ilvl w:val="0"/>
+          <w:numId w:val="4"/>
+        </w:numPr>
+        <w:rPr>
+          <w:lang w:val="mk-MK"/>
+        </w:rPr>
+      </w:pPr>
+      <w:r>
+        <w:rPr>
+          <w:lang w:val="mk-MK"/>
+        </w:rPr>
+        <w:t>Средена feed страница со пагинација</w:t>
+      </w:r>
+    </w:p>
+    <w:p>
+      <w:pPr>
+        <w:pStyle w:val="ListParagraph"/>
+        <w:numPr>
+          <w:ilvl w:val="0"/>
+          <w:numId w:val="4"/>
+        </w:numPr>
+        <w:rPr>
+          <w:lang w:val="mk-MK"/>
+        </w:rPr>
+      </w:pPr>
+      <w:r>
+        <w:rPr>
+          <w:lang w:val="mk-MK"/>
+        </w:rPr>
+        <w:t>Поврзано креирање на дискусија со backend (слики, линкови, анкети)</w:t>
+      </w:r>
+    </w:p>
+    <w:p>
+      <w:pPr>
+        <w:pStyle w:val="ListParagraph"/>
+        <w:numPr>
+          <w:ilvl w:val="0"/>
+          <w:numId w:val="4"/>
+        </w:numPr>
+        <w:rPr>
+          <w:lang w:val="mk-MK"/>
+        </w:rPr>
+      </w:pPr>
+      <w:r>
+        <w:rPr>
+          <w:lang w:val="mk-MK"/>
+        </w:rPr>
+        <w:t>Средена логика за follow на форум</w:t>
+      </w:r>
+    </w:p>
+    <w:p>
+      <w:pPr>
+        <w:pStyle w:val="ListParagraph"/>
+        <w:numPr>
+          <w:ilvl w:val="0"/>
+          <w:numId w:val="4"/>
+        </w:numPr>
+        <w:rPr>
+          <w:lang w:val="mk-MK"/>
+        </w:rPr>
+      </w:pPr>
+      <w:r>
+        <w:rPr>
+          <w:lang w:val="mk-MK"/>
+        </w:rPr>
+        <w:t>Додадено API за коментари и одговори</w:t>
+      </w:r>
+    </w:p>
+    <w:p>
+      <w:pPr>
+        <w:pStyle w:val="ListParagraph"/>
+        <w:numPr>
+          <w:ilvl w:val="0"/>
+          <w:numId w:val="4"/>
+        </w:numPr>
+        <w:rPr>
+          <w:lang w:val="mk-MK"/>
+        </w:rPr>
+      </w:pPr>
+      <w:r>
+        <w:rPr>
+          <w:lang w:val="mk-MK"/>
+        </w:rPr>
+        <w:t>Креирана profile страница со дискусии, коментари и следење форуми</w:t>
+      </w:r>
+    </w:p>
+    <w:p>
+      <w:pPr>
+        <w:pStyle w:val="ListParagraph"/>
+        <w:numPr>
+          <w:ilvl w:val="0"/>
+          <w:numId w:val="4"/>
+        </w:numPr>
+        <w:rPr>
+          <w:lang w:val="mk-MK"/>
+        </w:rPr>
+      </w:pPr>
+      <w:r>
+        <w:rPr>
+          <w:lang w:val="mk-MK"/>
+        </w:rPr>
+        <w:t>Админ панел: dashboard, users и forums</w:t>
+      </w:r>
+    </w:p>
+    <w:p>
+      <w:pPr>
+        <w:pStyle w:val="ListParagraph"/>
+        <w:numPr>
+          <w:ilvl w:val="0"/>
+          <w:numId w:val="4"/>
+        </w:numPr>
+        <w:rPr>
+          <w:lang w:val="mk-MK"/>
+        </w:rPr>
+      </w:pPr>
+      <w:r>
+        <w:rPr>
+          <w:lang w:val="mk-MK"/>
+        </w:rPr>
+        <w:t>Средени reports, sanctions и appeals во админ панелот</w:t>
+      </w:r>
+    </w:p>
+    <w:p>
+      <w:pPr>
+        <w:pStyle w:val="ListParagraph"/>
+        <w:numPr>
+          <w:ilvl w:val="0"/>
+          <w:numId w:val="4"/>
+        </w:numPr>
+        <w:rPr>
+          <w:lang w:val="mk-MK"/>
+        </w:rPr>
+      </w:pPr>
+      <w:r>
+        <w:rPr>
+          <w:lang w:val="mk-MK"/>
+        </w:rPr>
+        <w:t>Додадено мени за измена, бришење и пријава на дискусија</w:t>
+      </w:r>
+    </w:p>
+    <w:p>
+      <w:pPr>
+        <w:rPr>
+          <w:sz w:val="32"/>
+          <w:szCs w:val="32"/>
+          <w:lang w:bidi="ar-EG"/>
+        </w:rPr>
+      </w:pPr>
+    </w:p>
+    <w:p>
+      <w:pPr>
+        <w:rPr>
+          <w:sz w:val="32"/>
+          <w:szCs w:val="32"/>
+          <w:lang w:val="mk-MK" w:bidi="ar-EG"/>
+        </w:rPr>
+      </w:pPr>
+      <w:r>
+        <w:rPr>
+          <w:sz w:val="32"/>
+          <w:szCs w:val="32"/>
+          <w:lang w:val="mk-MK" w:bidi="ar-EG"/>
+        </w:rPr>
+        <w:t>Week 5</w:t>
+      </w:r>
+    </w:p>
+    <w:p>
+      <w:pPr>
+        <w:rPr>
+          <w:sz w:val="28"/>
+          <w:szCs w:val="28"/>
+          <w:lang w:val="mk-MK"/>
+        </w:rPr>
+      </w:pPr>
+      <w:r>
+        <w:rPr>
+          <w:sz w:val="28"/>
+          <w:szCs w:val="28"/>
+          <w:lang w:val="mk-MK"/>
+        </w:rPr>
+        <w:t>Изработено</w:t>
+      </w:r>
+    </w:p>
+    <w:p>
+      <w:pPr>
+        <w:pStyle w:val="ListParagraph"/>
+        <w:numPr>
+          <w:ilvl w:val="0"/>
+          <w:numId w:val="4"/>
+        </w:numPr>
+        <w:rPr>
+          <w:lang w:val="mk-MK"/>
+        </w:rPr>
+      </w:pPr>
+      <w:r>
+        <w:rPr>
+          <w:lang w:val="mk-MK"/>
+        </w:rPr>
+        <w:t>Целосно поврзани create thread, comments и follow со frontend</w:t>
+      </w:r>
+    </w:p>
+    <w:p>
+      <w:pPr>
+        <w:pStyle w:val="ListParagraph"/>
+        <w:numPr>
+          <w:ilvl w:val="0"/>
+          <w:numId w:val="4"/>
+        </w:numPr>
+        <w:rPr>
+          <w:lang w:val="mk-MK"/>
+        </w:rPr>
+      </w:pPr>
+      <w:r>
+        <w:rPr>
+          <w:lang w:val="mk-MK"/>
+        </w:rPr>
+        <w:t>Додадено edit и delete на свои дискусии и коментари (и attachments)</w:t>
+      </w:r>
+    </w:p>
+    <w:p>
+      <w:pPr>
+        <w:pStyle w:val="ListParagraph"/>
+        <w:numPr>
+          <w:ilvl w:val="0"/>
+          <w:numId w:val="4"/>
+        </w:numPr>
+        <w:rPr>
+          <w:lang w:val="mk-MK"/>
+        </w:rPr>
+      </w:pPr>
+      <w:r>
+        <w:rPr>
+          <w:lang w:val="mk-MK"/>
+        </w:rPr>
+        <w:t>Креирани јавни профили за други корисници</w:t>
+      </w:r>
+    </w:p>
+    <w:p>
+      <w:pPr>
+        <w:pStyle w:val="ListParagraph"/>
+        <w:numPr>
+          <w:ilvl w:val="0"/>
+          <w:numId w:val="4"/>
+        </w:numPr>
+        <w:rPr>
+          <w:lang w:val="mk-MK"/>
+        </w:rPr>
+      </w:pPr>
+      <w:r>
+        <w:rPr>
+          <w:lang w:val="mk-MK"/>
+        </w:rPr>
+        <w:t>Додадено follow/unfollow помеѓу корисници</w:t>
+      </w:r>
+    </w:p>
+    <w:p>
+      <w:pPr>
+        <w:pStyle w:val="ListParagraph"/>
+        <w:numPr>
+          <w:ilvl w:val="0"/>
+          <w:numId w:val="4"/>
+        </w:numPr>
+        <w:rPr>
+          <w:lang w:val="mk-MK"/>
+        </w:rPr>
+      </w:pPr>
+      <w:r>
+        <w:rPr>
+          <w:lang w:val="mk-MK"/>
+        </w:rPr>
+        <w:t>Додаден таб Корисници на личниот профил</w:t>
+      </w:r>
+    </w:p>
+    <w:p>
+      <w:pPr>
+        <w:pStyle w:val="ListParagraph"/>
+        <w:numPr>
+          <w:ilvl w:val="0"/>
+          <w:numId w:val="4"/>
+        </w:numPr>
+        <w:rPr>
+          <w:lang w:val="mk-MK"/>
+        </w:rPr>
+      </w:pPr>
+      <w:r>
+        <w:rPr>
+          <w:lang w:val="mk-MK"/>
+        </w:rPr>
+        <w:t>Поправена сигурност на апликацијата (XSS, bans, rate limits, media)</w:t>
+      </w:r>
+    </w:p>
+    <w:p>
+      <w:pPr>
+        <w:pStyle w:val="ListParagraph"/>
+        <w:numPr>
+          <w:ilvl w:val="0"/>
+          <w:numId w:val="4"/>
+        </w:numPr>
+        <w:rPr>
+          <w:lang w:val="mk-MK"/>
+        </w:rPr>
+      </w:pPr>
+      <w:r>
+        <w:rPr>
+          <w:lang w:val="mk-MK"/>
+        </w:rPr>
+        <w:t>Рефакторирање и поедноставување на кодот</w:t>
+      </w:r>
+    </w:p>
+    <w:p>
+      <w:pPr>
+        <w:pStyle w:val="ListParagraph"/>
+        <w:numPr>
+          <w:ilvl w:val="0"/>
+          <w:numId w:val="4"/>
+        </w:numPr>
+        <w:rPr>
+          <w:lang w:val="mk-MK"/>
+        </w:rPr>
+      </w:pPr>
+      <w:r>
+        <w:rPr>
+          <w:lang w:val="mk-MK"/>
+        </w:rPr>
+        <w:t>Optimistic upvote за да нема delay при гласање</w:t>
+      </w:r>
+    </w:p>
+    <w:p>
+      <w:pPr>
+        <w:pStyle w:val="ListParagraph"/>
+        <w:numPr>
+          <w:ilvl w:val="0"/>
+          <w:numId w:val="4"/>
+        </w:numPr>
+        <w:rPr>
+          <w:lang w:val="mk-MK"/>
+        </w:rPr>
+      </w:pPr>
+      <w:r>
+        <w:rPr>
+          <w:lang w:val="mk-MK"/>
+        </w:rPr>
+        <w:t>Fullscreen преглед на слики со копче за download</w:t>
+      </w:r>
+    </w:p>
+    <w:p>
+      <w:pPr>
+        <w:pStyle w:val="ListParagraph"/>
+        <w:numPr>
+          <w:ilvl w:val="0"/>
+          <w:numId w:val="4"/>
+        </w:numPr>
+        <w:rPr>
+          <w:lang w:val="mk-MK"/>
+        </w:rPr>
+      </w:pPr>
+      <w:r>
+        <w:rPr>
+          <w:lang w:val="mk-MK"/>
+        </w:rPr>
+        <w:t>Forum, author и school сега се линкови на thread страниците</w:t>
+      </w:r>
+    </w:p>
+    <w:p>
+      <w:pPr>
+        <w:pStyle w:val="ListParagraph"/>
+        <w:numPr>
+          <w:ilvl w:val="0"/>
+          <w:numId w:val="4"/>
+        </w:numPr>
+        <w:rPr>
+          <w:lang w:val="mk-MK"/>
+        </w:rPr>
+      </w:pPr>
+      <w:r>
+        <w:rPr>
+          <w:lang w:val="mk-MK"/>
+        </w:rPr>
+        <w:t>Ажурирана API документација</w:t>
       </w:r>
     </w:p>
     <w:sectPr>
@@ -1073,7 +1505,7 @@
 </file>
 
 <file path=word/numbering.xml><?xml version="1.0" encoding="utf-8"?>
-<w:numbering xmlns:wpc="http://schemas.microsoft.com/office/word/2010/wordprocessingCanvas" xmlns:cx="http://schemas.microsoft.com/office/drawing/2014/chartex" xmlns:cx1="http://schemas.microsoft.com/office/drawing/2015/9/8/chartex" xmlns:cx2="http://schemas.microsoft.com/office/drawing/2015/10/21/chartex" xmlns:cx3="http://schemas.microsoft.com/office/drawing/2016/5/9/chartex" xmlns:cx4="http://schemas.microsoft.com/office/drawing/2016/5/10/chartex" xmlns:cx5="http://schemas.microsoft.com/office/drawing/2016/5/11/chartex" xmlns:cx6="http://schemas.microsoft.com/office/drawing/2016/5/12/chartex" xmlns:cx7="http://schemas.microsoft.com/office/drawing/2016/5/13/chartex" xmlns:cx8="http://schemas.microsoft.com/office/drawing/2016/5/14/chartex" xmlns:mc="http://schemas.openxmlformats.org/markup-compatibility/2006" xmlns:aink="http://schemas.microsoft.com/office/drawing/2016/ink" xmlns:am3d="http://schemas.microsoft.com/office/drawing/2017/model3d" xmlns:o="urn:schemas-microsoft-com:office:office" xmlns:oel="http://schemas.microsoft.com/office/2019/extlst" xmlns:r="http://schemas.openxmlformats.org/officeDocument/2006/relationships" xmlns:m="http://schemas.openxmlformats.org/officeDocument/2006/math" xmlns:v="urn:schemas-microsoft-com:vml" xmlns:wp14="http://schemas.microsoft.com/office/word/2010/wordprocessingDrawing" xmlns:wp="http://schemas.openxmlformats.org/drawingml/2006/wordprocessingDrawing" xmlns:w10="urn:schemas-microsoft-com:office:word" xmlns:w="http://schemas.openxmlformats.org/wordprocessingml/2006/main" xmlns:w14="http://schemas.microsoft.com/office/word/2010/wordml" xmlns:w15="http://schemas.microsoft.com/office/word/2012/wordml" xmlns:w16cex="http://schemas.microsoft.com/office/word/2018/wordml/cex" xmlns:w16cid="http://schemas.microsoft.com/office/word/2016/wordml/cid" xmlns:w16="http://schemas.microsoft.com/office/word/2018/wordml" xmlns:w16du="http://schemas.microsoft.com/office/word/2023/wordml/word16du" xmlns:w16sdtdh="http://schemas.microsoft.com/office/word/2020/wordml/sdtdatahash" xmlns:w16sdtfl="http://schemas.microsoft.com/office/word/2024/wordml/sdtformatlock" xmlns:w16se="http://schemas.microsoft.com/office/word/2015/wordml/symex" xmlns:wpg="http://schemas.microsoft.com/office/word/2010/wordprocessingGroup" xmlns:wpi="http://schemas.microsoft.com/office/word/2010/wordprocessingInk" xmlns:wne="http://schemas.microsoft.com/office/word/2006/wordml" xmlns:wps="http://schemas.microsoft.com/office/word/2010/wordprocessingShape" mc:Ignorable="w14 w15 w16se w16cid w16 w16cex w16sdtdh w16sdtfl w16du wp14">
+<w:numbering xmlns:wpc="http://schemas.microsoft.com/office/word/2010/wordprocessingCanvas" xmlns:cx="http://schemas.microsoft.com/office/drawing/2014/chartex" xmlns:cx1="http://schemas.microsoft.com/office/drawing/2015/9/8/chartex" xmlns:cx2="http://schemas.microsoft.com/office/drawing/2015/10/21/chartex" xmlns:cx3="http://schemas.microsoft.com/office/drawing/2016/5/9/chartex" xmlns:cx4="http://schemas.microsoft.com/office/drawing/2016/5/10/chartex" xmlns:cx5="http://schemas.microsoft.com/office/drawing/2016/5/11/chartex" xmlns:cx6="http://schemas.microsoft.com/office/drawing/2016/5/12/chartex" xmlns:cx7="http://schemas.microsoft.com/office/drawing/2016/5/13/chartex" xmlns:cx8="http://schemas.microsoft.com/office/drawing/2016/5/14/chartex" xmlns:mc="http://schemas.openxmlformats.org/markup-compatibility/2006" xmlns:aink="http://schemas.microsoft.com/office/drawing/2016/ink" xmlns:am3d="http://schemas.microsoft.com/office/drawing/2017/model3d" xmlns:o="urn:schemas-microsoft-com:office:office" xmlns:oel="http://schemas.microsoft.com/office/2019/extlst" xmlns:r="http://schemas.openxmlformats.org/officeDocument/2006/relationships" xmlns:m="http://schemas.openxmlformats.org/officeDocument/2006/math" xmlns:v="urn:schemas-microsoft-com:vml" xmlns:wp14="http://schemas.microsoft.com/office/word/2010/wordprocessingDrawing" xmlns:wp="http://schemas.openxmlformats.org/drawingml/2006/wordprocessingDrawing" xmlns:w10="urn:schemas-microsoft-com:office:word" xmlns:w="http://schemas.openxmlformats.org/wordprocessingml/2006/main" xmlns:w14="http://schemas.microsoft.com/office/word/2010/wordml" xmlns:w15="http://schemas.microsoft.com/office/word/2012/wordml" xmlns:w16cei="http://schemas.microsoft.com/office/word/2026/wordml/cei" xmlns:w16cex="http://schemas.microsoft.com/office/word/2018/wordml/cex" xmlns:w16cid="http://schemas.microsoft.com/office/word/2016/wordml/cid" xmlns:w16="http://schemas.microsoft.com/office/word/2018/wordml" xmlns:w16du="http://schemas.microsoft.com/office/word/2023/wordml/word16du" xmlns:w16sdtdh="http://schemas.microsoft.com/office/word/2020/wordml/sdtdatahash" xmlns:w16sdtfl="http://schemas.microsoft.com/office/word/2024/wordml/sdtformatlock" xmlns:w16se="http://schemas.microsoft.com/office/word/2015/wordml/symex" xmlns:wpg="http://schemas.microsoft.com/office/word/2010/wordprocessingGroup" xmlns:wpi="http://schemas.microsoft.com/office/word/2010/wordprocessingInk" xmlns:wne="http://schemas.microsoft.com/office/word/2006/wordml" xmlns:wps="http://schemas.microsoft.com/office/word/2010/wordprocessingShape" mc:Ignorable="w14 w15 w16se w16cid w16 w16cex w16sdtdh w16sdtfl w16du wp14">
   <w:abstractNum w:abstractNumId="0" w15:restartNumberingAfterBreak="0">
     <w:nsid w:val="01041380"/>
     <w:multiLevelType w:val="hybridMultilevel"/>
@@ -1301,6 +1733,23 @@
     </w:lvl>
   </w:abstractNum>
   <w:abstractNum w:abstractNumId="2" w15:restartNumberingAfterBreak="0">
+    <w:nsid w:val="1ACA6291"/>
+    <w:multiLevelType w:val="singleLevel"/>
+    <w:tmpl w:val="04090001"/>
+    <w:lvl w:ilvl="0">
+      <w:start w:val="1"/>
+      <w:numFmt w:val="bullet"/>
+      <w:lvlText w:val=""/>
+      <w:lvlJc w:val="left"/>
+      <w:pPr>
+        <w:ind w:left="720" w:hanging="360"/>
+      </w:pPr>
+      <w:rPr>
+        <w:rFonts w:ascii="Symbol" w:hAnsi="Symbol" w:hint="default"/>
+      </w:rPr>
+    </w:lvl>
+  </w:abstractNum>
+  <w:abstractNum w:abstractNumId="3" w15:restartNumberingAfterBreak="0">
     <w:nsid w:val="4D266FC5"/>
     <w:multiLevelType w:val="hybridMultilevel"/>
     <w:tmpl w:val="4B2AD826"/>
@@ -1413,14 +1862,133 @@
       </w:rPr>
     </w:lvl>
   </w:abstractNum>
+  <w:abstractNum w:abstractNumId="4" w15:restartNumberingAfterBreak="0">
+    <w:nsid w:val="7CED5547"/>
+    <w:multiLevelType w:val="hybridMultilevel"/>
+    <w:tmpl w:val="9B767272"/>
+    <w:lvl w:ilvl="0" w:tplc="04090001">
+      <w:start w:val="1"/>
+      <w:numFmt w:val="bullet"/>
+      <w:lvlText w:val=""/>
+      <w:lvlJc w:val="left"/>
+      <w:pPr>
+        <w:ind w:left="1080" w:hanging="360"/>
+      </w:pPr>
+      <w:rPr>
+        <w:rFonts w:ascii="Symbol" w:hAnsi="Symbol" w:hint="default"/>
+      </w:rPr>
+    </w:lvl>
+    <w:lvl w:ilvl="1" w:tplc="04090003" w:tentative="1">
+      <w:start w:val="1"/>
+      <w:numFmt w:val="bullet"/>
+      <w:lvlText w:val="o"/>
+      <w:lvlJc w:val="left"/>
+      <w:pPr>
+        <w:ind w:left="1800" w:hanging="360"/>
+      </w:pPr>
+      <w:rPr>
+        <w:rFonts w:ascii="Courier New" w:hAnsi="Courier New" w:cs="Courier New" w:hint="default"/>
+      </w:rPr>
+    </w:lvl>
+    <w:lvl w:ilvl="2" w:tplc="04090005" w:tentative="1">
+      <w:start w:val="1"/>
+      <w:numFmt w:val="bullet"/>
+      <w:lvlText w:val=""/>
+      <w:lvlJc w:val="left"/>
+      <w:pPr>
+        <w:ind w:left="2520" w:hanging="360"/>
+      </w:pPr>
+      <w:rPr>
+        <w:rFonts w:ascii="Wingdings" w:hAnsi="Wingdings" w:hint="default"/>
+      </w:rPr>
+    </w:lvl>
+    <w:lvl w:ilvl="3" w:tplc="04090001" w:tentative="1">
+      <w:start w:val="1"/>
+      <w:numFmt w:val="bullet"/>
+      <w:lvlText w:val=""/>
+      <w:lvlJc w:val="left"/>
+      <w:pPr>
+        <w:ind w:left="3240" w:hanging="360"/>
+      </w:pPr>
+      <w:rPr>
+        <w:rFonts w:ascii="Symbol" w:hAnsi="Symbol" w:hint="default"/>
+      </w:rPr>
+    </w:lvl>
+    <w:lvl w:ilvl="4" w:tplc="04090003" w:tentative="1">
+      <w:start w:val="1"/>
+      <w:numFmt w:val="bullet"/>
+      <w:lvlText w:val="o"/>
+      <w:lvlJc w:val="left"/>
+      <w:pPr>
+        <w:ind w:left="3960" w:hanging="360"/>
+      </w:pPr>
+      <w:rPr>
+        <w:rFonts w:ascii="Courier New" w:hAnsi="Courier New" w:cs="Courier New" w:hint="default"/>
+      </w:rPr>
+    </w:lvl>
+    <w:lvl w:ilvl="5" w:tplc="04090005" w:tentative="1">
+      <w:start w:val="1"/>
+      <w:numFmt w:val="bullet"/>
+      <w:lvlText w:val=""/>
+      <w:lvlJc w:val="left"/>
+      <w:pPr>
+        <w:ind w:left="4680" w:hanging="360"/>
+      </w:pPr>
+      <w:rPr>
+        <w:rFonts w:ascii="Wingdings" w:hAnsi="Wingdings" w:hint="default"/>
+      </w:rPr>
+    </w:lvl>
+    <w:lvl w:ilvl="6" w:tplc="04090001" w:tentative="1">
+      <w:start w:val="1"/>
+      <w:numFmt w:val="bullet"/>
+      <w:lvlText w:val=""/>
+      <w:lvlJc w:val="left"/>
+      <w:pPr>
+        <w:ind w:left="5400" w:hanging="360"/>
+      </w:pPr>
+      <w:rPr>
+        <w:rFonts w:ascii="Symbol" w:hAnsi="Symbol" w:hint="default"/>
+      </w:rPr>
+    </w:lvl>
+    <w:lvl w:ilvl="7" w:tplc="04090003" w:tentative="1">
+      <w:start w:val="1"/>
+      <w:numFmt w:val="bullet"/>
+      <w:lvlText w:val="o"/>
+      <w:lvlJc w:val="left"/>
+      <w:pPr>
+        <w:ind w:left="6120" w:hanging="360"/>
+      </w:pPr>
+      <w:rPr>
+        <w:rFonts w:ascii="Courier New" w:hAnsi="Courier New" w:cs="Courier New" w:hint="default"/>
+      </w:rPr>
+    </w:lvl>
+    <w:lvl w:ilvl="8" w:tplc="04090005" w:tentative="1">
+      <w:start w:val="1"/>
+      <w:numFmt w:val="bullet"/>
+      <w:lvlText w:val=""/>
+      <w:lvlJc w:val="left"/>
+      <w:pPr>
+        <w:ind w:left="6840" w:hanging="360"/>
+      </w:pPr>
+      <w:rPr>
+        <w:rFonts w:ascii="Wingdings" w:hAnsi="Wingdings" w:hint="default"/>
+      </w:rPr>
+    </w:lvl>
+  </w:abstractNum>
   <w:num w:numId="1" w16cid:durableId="1381898389">
-    <w:abstractNumId w:val="2"/>
+    <w:abstractNumId w:val="3"/>
   </w:num>
   <w:num w:numId="2" w16cid:durableId="2024937993">
     <w:abstractNumId w:val="0"/>
   </w:num>
   <w:num w:numId="3" w16cid:durableId="1806118678">
     <w:abstractNumId w:val="1"/>
+  </w:num>
+  <w:num w:numId="4" w16cid:durableId="146409359">
+    <w:abstractNumId w:val="2"/>
+  </w:num>
+  <w:num w:numId="5" w16cid:durableId="291323350">
+    <w:abstractNumId w:val="4"/>
   </w:num>
 </w:numbering>
 </file>
